--- a/reports/ksp/grade10/grade10-week34-ksp.docx
+++ b/reports/ksp/grade10/grade10-week34-ksp.docx
@@ -249,7 +249,7 @@
           </w:tcPr>
           <w:p>
             <w:r>
-              <w:t>Web Programming, Quiz</w:t>
+              <w:t>Javascript Loop</w:t>
             </w:r>
           </w:p>
         </w:tc>
@@ -288,7 +288,7 @@
           </w:tcPr>
           <w:p>
             <w:r>
-              <w:t>Explain the core concepts of Web Programming, Quiz using correct terminology. Identify key components, roles, or stages related to Web Programming, Quiz. Analyze a real-world example where Web Programming, Quiz is applied. Compare two representations or approaches within Web Programming, Quiz. Apply Web Programming, Quiz concepts to a short practical task or scenario.</w:t>
+              <w:t>Explain the core concepts of Javascript Loop using correct terminology. Identify key components, roles, or stages related to Javascript Loop. Analyze a real-world example where Javascript Loop is applied. Compare two representations or approaches within Javascript Loop. Apply Javascript Loop concepts to a short practical task or scenario.</w:t>
             </w:r>
           </w:p>
         </w:tc>
@@ -327,7 +327,7 @@
           </w:tcPr>
           <w:p>
             <w:r>
-              <w:t>Students will be able to: Explain the core concepts of Web Programming, Quiz using correct terminology. Identify key components, roles, or stages related to Web Programming, Quiz. Analyze a real-world example where Web Programming, Quiz is applied. Compare two representations or approaches within Web Programming, Quiz. Apply Web Programming, Quiz concepts to a short practical task or scenario.</w:t>
+              <w:t>Students will be able to: Explain the core concepts of Javascript Loop using correct terminology. Identify key components, roles, or stages related to Javascript Loop. Analyze a real-world example where Javascript Loop is applied. Compare two representations or approaches within Javascript Loop. Apply Javascript Loop concepts to a short practical task or scenario.</w:t>
             </w:r>
           </w:p>
         </w:tc>
@@ -366,7 +366,7 @@
           </w:tcPr>
           <w:p>
             <w:r>
-              <w:t>Uses technical vocabulary accurately in explanations. Identifies correct components or stages of Web Programming, Quiz. Provides a valid real-world example and justification. Completes the practice task with clear reasoning.</w:t>
+              <w:t>Uses technical vocabulary accurately in explanations. Identifies correct components or stages of Javascript Loop. Provides a valid real-world example and justification. Completes the practice task with clear reasoning.</w:t>
             </w:r>
           </w:p>
         </w:tc>
@@ -531,7 +531,7 @@
           </w:tcPr>
           <w:p>
             <w:r>
-              <w:t>Organizational stage (5 min): Starter: Present a short real-world case related to Web Programming, Quiz (news, product, or school system). Ask guiding questions to activate prior knowledge. Teacher: Define Web Programming, Quiz and outline the lesson goals. Students: Share what they already know or have used.</w:t>
+              <w:t>Organizational stage (5 min): Starter: Present a short real-world case related to Javascript Loop (news, product, or school system). Ask guiding questions to activate prior knowledge. Teacher: Define Javascript Loop and outline the lesson goals. Students: Share what they already know or have used.</w:t>
             </w:r>
           </w:p>
         </w:tc>
@@ -628,7 +628,7 @@
           </w:tcPr>
           <w:p>
             <w:r>
-              <w:t>New material (30 min): Explain the main concepts and components of Web Programming, Quiz with a clear diagram. Show a real-world example and map it to the concepts. Discuss advantages, limitations, or common issues. Teacher: Model a simple analysis or walkthrough. Students: Take notes and answer quick concept checks. Case task: Students analyze a short scenario and identify how Web Programming, Quiz is used. Small group: Build a mini summary (3-4 bullet points) of key ideas. Teacher: Provide feedback and clarify misconceptions.</w:t>
+              <w:t>New material (30 min): Explain the main concepts and components of Javascript Loop with a clear diagram. Show a real-world example and map it to the concepts. Discuss advantages, limitations, or common issues. Teacher: Model a simple analysis or walkthrough. Students: Take notes and answer quick concept checks. Case task: Students analyze a short scenario and identify how Javascript Loop is used. Small group: Build a mini summary (3-4 bullet points) of key ideas. Teacher: Provide feedback and clarify misconceptions.</w:t>
             </w:r>
           </w:p>
         </w:tc>
@@ -752,7 +752,7 @@
           </w:tcPr>
           <w:p>
             <w:r>
-              <w:t>Reflection (10 min): Which concept was most challenging for students? Which example worked best to explain Web Programming, Quiz? What should be improved for the next lesson?</w:t>
+              <w:t>Reflection (10 min): Which concept was most challenging for students? Which example worked best to explain Javascript Loop? What should be improved for the next lesson?</w:t>
             </w:r>
           </w:p>
         </w:tc>
@@ -768,7 +768,7 @@
           </w:tcPr>
           <w:p>
             <w:r>
-              <w:t>Find a real-world case where Web Programming, Quiz is used and write a 150-200 word summary. Create a one-page study sheet with definitions, components, and one diagram of Web Programming, Quiz.</w:t>
+              <w:t>Find a real-world case where Javascript Loop is used and write a 150-200 word summary. Create a one-page study sheet with definitions, components, and one diagram of Javascript Loop.</w:t>
             </w:r>
           </w:p>
         </w:tc>
